--- a/_implementation-notes/evening-series/FotH Pilot Session 17 Evening Run Sheet DRAFT v1.docx
+++ b/_implementation-notes/evening-series/FotH Pilot Session 17 Evening Run Sheet DRAFT v1.docx
@@ -725,7 +725,7 @@
           <w:b/>
           <w:bCs/>
         </w:rPr>
-        <w:t xml:space="preserve">The practice, week one.</w:t>
+        <w:t>The homework practice, week one.</w:t>
       </w:r>
       <w:r>
         <w:t xml:space="preserve"> </w:t>
@@ -781,7 +781,7 @@
           <w:b/>
           <w:bCs/>
         </w:rPr>
-        <w:t xml:space="preserve">The practice, week two.</w:t>
+        <w:t>The homework practice, week two.</w:t>
       </w:r>
       <w:r>
         <w:t xml:space="preserve"> </w:t>
@@ -912,6 +912,66 @@
       </w:r>
       <w:r>
         <w:t xml:space="preserve">above is the default, not the decision.</w:t>
+      </w:r>
+    </w:p>
+    <w:p>
+      <w:pPr>
+        <w:pStyle w:val="Compact"/>
+        <w:numPr>
+          <w:ilvl w:val="0"/>
+          <w:numId w:val="1002"/>
+        </w:numPr>
+      </w:pPr>
+      <w:r>
+        <w:t>The evening opens on the map.</w:t>
+      </w:r>
+      <w:r>
+        <w:t xml:space="preserve"> The Four Connects grounding slide now opens every session. Session 17 holds the whole map — all four Connects, wherever the year needs them tonight. Each connection makes the next one real (Matt. 22:37–40).</w:t>
+      </w:r>
+    </w:p>
+    <w:p>
+      <w:pPr>
+        <w:pStyle w:val="Compact"/>
+        <w:numPr>
+          <w:ilvl w:val="0"/>
+          <w:numId w:val="1002"/>
+        </w:numPr>
+      </w:pPr>
+      <w:r>
+        <w:t>A pair leads, visibly.</w:t>
+      </w:r>
+      <w:r>
+        <w:t xml:space="preserve"> Name it in the welcome: two leaders hold tonight — container and content — and the room will see the evening handed back and forth between them. That is the design. The pair practices the session together before the evening (at the planning lab, or before dinner), so each knows who is where in the flow.</w:t>
+      </w:r>
+    </w:p>
+    <w:p>
+      <w:pPr>
+        <w:pStyle w:val="Compact"/>
+        <w:numPr>
+          <w:ilvl w:val="0"/>
+          <w:numId w:val="1002"/>
+        </w:numPr>
+      </w:pPr>
+      <w:r>
+        <w:t>Split only if the room needs it.</w:t>
+      </w:r>
+      <w:r>
+        <w:t xml:space="preserve"> Any split-and-merge assumes numbers. With six or so around the table, stay one circle — or drop into quick pair work in place, knee to knee, which does the same work faster. Pair work is also the standing time-recovery lever: a full split-and-merge costs about five minutes.</w:t>
+      </w:r>
+    </w:p>
+    <w:p>
+      <w:pPr>
+        <w:pStyle w:val="Compact"/>
+        <w:numPr>
+          <w:ilvl w:val="0"/>
+          <w:numId w:val="1002"/>
+        </w:numPr>
+      </w:pPr>
+      <w:r>
+        <w:t>The container holder is the busier seat.</w:t>
+      </w:r>
+      <w:r>
+        <w:t xml:space="preserve"> Clock and room both: a continuous read against safe, present, clear, intentional — noticing anyone triggered or checked out. Anything of weight goes to the backstop adult; that handoff is the bright line working, not the container failing.</w:t>
       </w:r>
     </w:p>
     <w:bookmarkEnd w:id="11"/>

--- a/_implementation-notes/evening-series/FotH Pilot Session 17 Evening Run Sheet DRAFT v1.docx
+++ b/_implementation-notes/evening-series/FotH Pilot Session 17 Evening Run Sheet DRAFT v1.docx
@@ -8,7 +8,7 @@
         <w:pStyle w:val="Heading1"/>
       </w:pPr>
       <w:r>
-        <w:t xml:space="preserve">Session 17, Evening Form — THE FLOAT</w:t>
+        <w:t>Evening 13 — THE FLOAT</w:t>
       </w:r>
     </w:p>
     <w:p>
@@ -709,7 +709,7 @@
         <w:pStyle w:val="Heading2"/>
       </w:pPr>
       <w:r>
-        <w:t xml:space="preserve">The homework handout (Session 17, two weeks)</w:t>
+        <w:t>The homework handout (Evening 13, two weeks)</w:t>
       </w:r>
     </w:p>
     <w:p>
@@ -731,7 +731,7 @@
         <w:t xml:space="preserve"> </w:t>
       </w:r>
       <w:r>
-        <w:t xml:space="preserve">The quarter break follows tonight. Everyone carries ONE practice through the break deliberately — chosen tonight, spoken in the close, written in the journal. The same move that carried the cohort through Christmas. The Return II (Week 18) will ask what held.</w:t>
+        <w:t>The quarter break follows tonight. Everyone carries ONE practice through the break deliberately — chosen tonight, spoken in the close, written in the journal. The same move that carried the cohort through Christmas. The Return II (Evening 14) will ask what held.</w:t>
       </w:r>
     </w:p>
     <w:p>
@@ -926,7 +926,7 @@
         <w:t>The evening opens on the map.</w:t>
       </w:r>
       <w:r>
-        <w:t xml:space="preserve"> The Four Connects grounding slide now opens every session. Session 17 holds the whole map — all four Connects, wherever the year needs them tonight. Each connection makes the next one real (Matt. 22:37–40).</w:t>
+        <w:t xml:space="preserve"> The Four Connects grounding slide now opens every session. Evening 13 holds the whole map — all four Connects, wherever the year needs them tonight. Each connection makes the next one real (Matt. 22:37–40).</w:t>
       </w:r>
     </w:p>
     <w:p>
@@ -977,6 +977,8 @@
     <w:bookmarkEnd w:id="11"/>
     <w:bookmarkEnd w:id="12"/>
     <w:sectPr>
+      <w:headerReference w:type="default" r:id="rId9"/>
+      <w:footerReference w:type="default" r:id="rId10"/>
       <w:footnotePr>
         <w:numRestart w:val="eachSect"/>
       </w:footnotePr>
@@ -989,6 +991,16 @@
 <w:comments xmlns:w="http://schemas.openxmlformats.org/wordprocessingml/2006/main" xmlns:m="http://schemas.openxmlformats.org/officeDocument/2006/math" xmlns:r="http://schemas.openxmlformats.org/officeDocument/2006/relationships" xmlns:o="urn:schemas-microsoft-com:office:office" xmlns:v="urn:schemas-microsoft-com:vml" xmlns:w10="urn:schemas-microsoft-com:office:word" xmlns:a="http://schemas.openxmlformats.org/drawingml/2006/main" xmlns:pic="http://schemas.openxmlformats.org/drawingml/2006/picture" xmlns:wp="http://schemas.openxmlformats.org/drawingml/2006/wordprocessingDrawing"/>
 </file>
 
+<file path=word/footer1.xml><?xml version="1.0" encoding="utf-8"?>
+<w:ftr xmlns:m="http://schemas.openxmlformats.org/officeDocument/2006/math" xmlns:mc="http://schemas.openxmlformats.org/markup-compatibility/2006" xmlns:mo="http://schemas.microsoft.com/office/mac/office/2008/main" xmlns:mv="urn:schemas-microsoft-com:mac:vml" xmlns:o="urn:schemas-microsoft-com:office:office" xmlns:r="http://schemas.openxmlformats.org/officeDocument/2006/relationships" xmlns:v="urn:schemas-microsoft-com:vml" xmlns:w10="urn:schemas-microsoft-com:office:word" xmlns:w14="http://schemas.microsoft.com/office/word/2010/wordml" xmlns:w="http://schemas.openxmlformats.org/wordprocessingml/2006/main" xmlns:wne="http://schemas.microsoft.com/office/word/2006/wordml" xmlns:wp14="http://schemas.microsoft.com/office/word/2010/wordprocessingDrawing" xmlns:wp="http://schemas.openxmlformats.org/drawingml/2006/wordprocessingDrawing" xmlns:wpc="http://schemas.microsoft.com/office/word/2010/wordprocessingCanvas" xmlns:wpg="http://schemas.microsoft.com/office/word/2010/wordprocessingGroup" xmlns:wpi="http://schemas.microsoft.com/office/word/2010/wordprocessingInk" xmlns:wps="http://schemas.microsoft.com/office/word/2010/wordprocessingShape" mc:Ignorable="w14 wp14">
+  <w:p>
+    <w:pPr>
+      <w:pStyle w:val="Footer"/>
+    </w:pPr>
+  </w:p>
+</w:ftr>
+</file>
+
 <file path=word/footnotes.xml><?xml version="1.0" encoding="utf-8"?>
 <w:footnotes xmlns:w="http://schemas.openxmlformats.org/wordprocessingml/2006/main" xmlns:m="http://schemas.openxmlformats.org/officeDocument/2006/math" xmlns:r="http://schemas.openxmlformats.org/officeDocument/2006/relationships" xmlns:o="urn:schemas-microsoft-com:office:office" xmlns:v="urn:schemas-microsoft-com:vml" xmlns:w10="urn:schemas-microsoft-com:office:word" xmlns:a="http://schemas.openxmlformats.org/drawingml/2006/main" xmlns:pic="http://schemas.openxmlformats.org/drawingml/2006/picture" xmlns:wp="http://schemas.openxmlformats.org/drawingml/2006/wordprocessingDrawing">
   <w:footnote w:type="continuationSeparator" w:id="0">
@@ -1006,6 +1018,16 @@
     </w:p>
   </w:footnote>
 </w:footnotes>
+</file>
+
+<file path=word/header1.xml><?xml version="1.0" encoding="utf-8"?>
+<w:hdr xmlns:m="http://schemas.openxmlformats.org/officeDocument/2006/math" xmlns:mc="http://schemas.openxmlformats.org/markup-compatibility/2006" xmlns:mo="http://schemas.microsoft.com/office/mac/office/2008/main" xmlns:mv="urn:schemas-microsoft-com:mac:vml" xmlns:o="urn:schemas-microsoft-com:office:office" xmlns:r="http://schemas.openxmlformats.org/officeDocument/2006/relationships" xmlns:v="urn:schemas-microsoft-com:vml" xmlns:w10="urn:schemas-microsoft-com:office:word" xmlns:w14="http://schemas.microsoft.com/office/word/2010/wordml" xmlns:w="http://schemas.openxmlformats.org/wordprocessingml/2006/main" xmlns:wne="http://schemas.microsoft.com/office/word/2006/wordml" xmlns:wp14="http://schemas.microsoft.com/office/word/2010/wordprocessingDrawing" xmlns:wp="http://schemas.openxmlformats.org/drawingml/2006/wordprocessingDrawing" xmlns:wpc="http://schemas.microsoft.com/office/word/2010/wordprocessingCanvas" xmlns:wpg="http://schemas.microsoft.com/office/word/2010/wordprocessingGroup" xmlns:wpi="http://schemas.microsoft.com/office/word/2010/wordprocessingInk" xmlns:wps="http://schemas.microsoft.com/office/word/2010/wordprocessingShape" mc:Ignorable="w14 wp14">
+  <w:p>
+    <w:pPr>
+      <w:pStyle w:val="Header"/>
+    </w:pPr>
+  </w:p>
+</w:hdr>
 </file>
 
 <file path=word/numbering.xml><?xml version="1.0" encoding="utf-8"?>

--- a/_implementation-notes/evening-series/FotH Pilot Session 17 Evening Run Sheet DRAFT v1.docx
+++ b/_implementation-notes/evening-series/FotH Pilot Session 17 Evening Run Sheet DRAFT v1.docx
@@ -725,14 +725,10 @@
           <w:b/>
           <w:bCs/>
         </w:rPr>
-        <w:t>The homework practice, week one.</w:t>
-      </w:r>
-      <w:r>
-        <w:t xml:space="preserve"> </w:t>
-      </w:r>
-      <w:r>
-        <w:t>The quarter break follows tonight. Everyone carries ONE practice through the break deliberately — chosen tonight, spoken in the close, written in the journal. The same move that carried the cohort through Christmas. The Return II (Evening 14) will ask what held.</w:t>
-      </w:r>
+        <w:t>The homework practice, week one. A break follows tonight. Everyone carries ONE practice through the break deliberately — chosen tonight, spoken in the close, written in the journal. The Return II (Evening 14) will ask what held.</w:t>
+      </w:r>
+      <w:r/>
+      <w:r/>
     </w:p>
     <w:p>
       <w:pPr>
